--- a/Writing/Artigo ESG/Artigo_ESG.docx
+++ b/Writing/Artigo ESG/Artigo_ESG.docx
@@ -1,6 +1,6 @@
 
 <file path=word/document.xml><?xml version="1.0" encoding="utf-8"?>
-<w:document xmlns:wpc="http://schemas.microsoft.com/office/word/2010/wordprocessingCanvas" xmlns:cx="http://schemas.microsoft.com/office/drawing/2014/chartex" xmlns:cx1="http://schemas.microsoft.com/office/drawing/2015/9/8/chartex" xmlns:cx2="http://schemas.microsoft.com/office/drawing/2015/10/21/chartex" xmlns:cx3="http://schemas.microsoft.com/office/drawing/2016/5/9/chartex" xmlns:cx4="http://schemas.microsoft.com/office/drawing/2016/5/10/chartex" xmlns:cx5="http://schemas.microsoft.com/office/drawing/2016/5/11/chartex" xmlns:cx6="http://schemas.microsoft.com/office/drawing/2016/5/12/chartex" xmlns:cx7="http://schemas.microsoft.com/office/drawing/2016/5/13/chartex" xmlns:cx8="http://schemas.microsoft.com/office/drawing/2016/5/14/chartex" xmlns:mc="http://schemas.openxmlformats.org/markup-compatibility/2006" xmlns:aink="http://schemas.microsoft.com/office/drawing/2016/ink" xmlns:am3d="http://schemas.microsoft.com/office/drawing/2017/model3d" xmlns:o="urn:schemas-microsoft-com:office:office" xmlns:oel="http://schemas.microsoft.com/office/2019/extlst" xmlns:r="http://schemas.openxmlformats.org/officeDocument/2006/relationships" xmlns:m="http://schemas.openxmlformats.org/officeDocument/2006/math" xmlns:v="urn:schemas-microsoft-com:vml" xmlns:wp14="http://schemas.microsoft.com/office/word/2010/wordprocessingDrawing" xmlns:wp="http://schemas.openxmlformats.org/drawingml/2006/wordprocessingDrawing" xmlns:w10="urn:schemas-microsoft-com:office:word" xmlns:w="http://schemas.openxmlformats.org/wordprocessingml/2006/main" xmlns:w14="http://schemas.microsoft.com/office/word/2010/wordml" xmlns:w15="http://schemas.microsoft.com/office/word/2012/wordml" xmlns:w16cex="http://schemas.microsoft.com/office/word/2018/wordml/cex" xmlns:w16cid="http://schemas.microsoft.com/office/word/2016/wordml/cid" xmlns:w16="http://schemas.microsoft.com/office/word/2018/wordml" xmlns:w16du="http://schemas.microsoft.com/office/word/2023/wordml/word16du" xmlns:w16sdtdh="http://schemas.microsoft.com/office/word/2020/wordml/sdtdatahash" xmlns:w16sdtfl="http://schemas.microsoft.com/office/word/2024/wordml/sdtformatlock" xmlns:w16se="http://schemas.microsoft.com/office/word/2015/wordml/symex" xmlns:wpg="http://schemas.microsoft.com/office/word/2010/wordprocessingGroup" xmlns:wpi="http://schemas.microsoft.com/office/word/2010/wordprocessingInk" xmlns:wne="http://schemas.microsoft.com/office/word/2006/wordml" xmlns:wps="http://schemas.microsoft.com/office/word/2010/wordprocessingShape" mc:Ignorable="w14 w15 w16se w16cid w16 w16cex w16sdtdh w16sdtfl w16du wp14">
+<w:document xmlns:wpc="http://schemas.microsoft.com/office/word/2010/wordprocessingCanvas" xmlns:cx="http://schemas.microsoft.com/office/drawing/2014/chartex" xmlns:cx1="http://schemas.microsoft.com/office/drawing/2015/9/8/chartex" xmlns:cx2="http://schemas.microsoft.com/office/drawing/2015/10/21/chartex" xmlns:cx3="http://schemas.microsoft.com/office/drawing/2016/5/9/chartex" xmlns:cx4="http://schemas.microsoft.com/office/drawing/2016/5/10/chartex" xmlns:cx5="http://schemas.microsoft.com/office/drawing/2016/5/11/chartex" xmlns:cx6="http://schemas.microsoft.com/office/drawing/2016/5/12/chartex" xmlns:cx7="http://schemas.microsoft.com/office/drawing/2016/5/13/chartex" xmlns:cx8="http://schemas.microsoft.com/office/drawing/2016/5/14/chartex" xmlns:mc="http://schemas.openxmlformats.org/markup-compatibility/2006" xmlns:aink="http://schemas.microsoft.com/office/drawing/2016/ink" xmlns:am3d="http://schemas.microsoft.com/office/drawing/2017/model3d" xmlns:o="urn:schemas-microsoft-com:office:office" xmlns:oel="http://schemas.microsoft.com/office/2019/extlst" xmlns:r="http://schemas.openxmlformats.org/officeDocument/2006/relationships" xmlns:m="http://schemas.openxmlformats.org/officeDocument/2006/math" xmlns:v="urn:schemas-microsoft-com:vml" xmlns:wp14="http://schemas.microsoft.com/office/word/2010/wordprocessingDrawing" xmlns:wp="http://schemas.openxmlformats.org/drawingml/2006/wordprocessingDrawing" xmlns:w10="urn:schemas-microsoft-com:office:word" xmlns:w="http://schemas.openxmlformats.org/wordprocessingml/2006/main" xmlns:w14="http://schemas.microsoft.com/office/word/2010/wordml" xmlns:w15="http://schemas.microsoft.com/office/word/2012/wordml" xmlns:w16cei="http://schemas.microsoft.com/office/word/2026/wordml/cei" xmlns:w16cex="http://schemas.microsoft.com/office/word/2018/wordml/cex" xmlns:w16cid="http://schemas.microsoft.com/office/word/2016/wordml/cid" xmlns:w16="http://schemas.microsoft.com/office/word/2018/wordml" xmlns:w16du="http://schemas.microsoft.com/office/word/2023/wordml/word16du" xmlns:w16sdtdh="http://schemas.microsoft.com/office/word/2020/wordml/sdtdatahash" xmlns:w16sdtfl="http://schemas.microsoft.com/office/word/2024/wordml/sdtformatlock" xmlns:w16se="http://schemas.microsoft.com/office/word/2015/wordml/symex" xmlns:wpg="http://schemas.microsoft.com/office/word/2010/wordprocessingGroup" xmlns:wpi="http://schemas.microsoft.com/office/word/2010/wordprocessingInk" xmlns:wne="http://schemas.microsoft.com/office/word/2006/wordml" xmlns:wps="http://schemas.microsoft.com/office/word/2010/wordprocessingShape" mc:Ignorable="w14 w15 w16se w16cid w16 w16cex w16sdtdh w16sdtfl w16du wp14">
   <w:body>
     <w:p>
       <w:pPr>
@@ -157,7 +157,7 @@
     </w:p>
     <w:p>
       <w:pPr>
-        <w:pStyle w:val="Heading2"/>
+        <w:pStyle w:val="Heading3"/>
         <w:rPr>
           <w:lang w:val="pt-BR"/>
         </w:rPr>
@@ -3074,38 +3074,33 @@
       <w:bookmarkStart w:id="13" w:name="ref-Fancy2021"/>
       <w:bookmarkEnd w:id="12"/>
       <w:r>
-        <w:rPr>
-          <w:lang w:val="pt-BR"/>
-        </w:rPr>
         <w:t xml:space="preserve">FANCY, Tariq. </w:t>
       </w:r>
       <w:r>
         <w:rPr>
           <w:b/>
           <w:bCs/>
-          <w:lang w:val="pt-BR"/>
         </w:rPr>
         <w:t>The Secret Diary of a Sustainable Investor - Tariq Fancy.pdf</w:t>
       </w:r>
       <w:r>
-        <w:rPr>
-          <w:lang w:val="pt-BR"/>
-        </w:rPr>
         <w:t xml:space="preserve">. </w:t>
       </w:r>
       <w:r>
         <w:rPr>
           <w:b/>
           <w:bCs/>
-          <w:lang w:val="pt-BR"/>
         </w:rPr>
         <w:t>Dropbox</w:t>
       </w:r>
       <w:r>
-        <w:rPr>
-          <w:lang w:val="pt-BR"/>
-        </w:rPr>
-        <w:t>, 2021. Disponível em: &lt;</w:t>
+        <w:t xml:space="preserve">, 2021. </w:t>
+      </w:r>
+      <w:r>
+        <w:rPr>
+          <w:lang w:val="pt-BR"/>
+        </w:rPr>
+        <w:t>Disponível em: &lt;</w:t>
       </w:r>
       <w:r>
         <w:fldChar w:fldCharType="begin"/>
@@ -3285,10 +3280,14 @@
         <w:rPr>
           <w:b/>
           <w:bCs/>
+          <w:lang w:val="pt-BR"/>
         </w:rPr>
         <w:t>BlackRock</w:t>
       </w:r>
       <w:r>
+        <w:rPr>
+          <w:lang w:val="pt-BR"/>
+        </w:rPr>
         <w:t xml:space="preserve">, 2021. </w:t>
       </w:r>
       <w:r>
@@ -3352,10 +3351,14 @@
         <w:rPr>
           <w:b/>
           <w:bCs/>
+          <w:lang w:val="pt-BR"/>
         </w:rPr>
         <w:t>BlackRock</w:t>
       </w:r>
       <w:r>
+        <w:rPr>
+          <w:lang w:val="pt-BR"/>
+        </w:rPr>
         <w:t xml:space="preserve">, 2022. </w:t>
       </w:r>
       <w:r>
@@ -3668,10 +3671,15 @@
       <w:bookmarkStart w:id="24" w:name="ref-Makortoff2022"/>
       <w:bookmarkEnd w:id="23"/>
       <w:r>
-        <w:rPr>
-          <w:lang w:val="pt-BR"/>
-        </w:rPr>
-        <w:t xml:space="preserve">MAKORTOFF, Kalyeena. </w:t>
+        <w:t xml:space="preserve">MAKORTOFF, </w:t>
+      </w:r>
+      <w:proofErr w:type="spellStart"/>
+      <w:r>
+        <w:t>Kalyeena</w:t>
+      </w:r>
+      <w:proofErr w:type="spellEnd"/>
+      <w:r>
+        <w:t xml:space="preserve">. </w:t>
       </w:r>
       <w:r>
         <w:rPr>
@@ -3829,28 +3837,15 @@
         </w:rPr>
         <w:t xml:space="preserve">MEDEIROS, João Leonardo; SÁ BARRETO, Eduardo. </w:t>
       </w:r>
-      <w:r>
-        <w:fldChar w:fldCharType="begin"/>
-      </w:r>
-      <w:r>
-        <w:rPr>
-          <w:lang w:val="pt-BR"/>
-        </w:rPr>
-        <w:instrText>HYPERLINK "https://www.scielo.br/j/ecos/a/YGnKMp4ntmXV9hmHfBF5vSt/?lang=pt" \h</w:instrText>
-      </w:r>
-      <w:r>
-        <w:fldChar w:fldCharType="separate"/>
-      </w:r>
-      <w:r>
-        <w:rPr>
-          <w:rStyle w:val="Hyperlink"/>
-          <w:lang w:val="pt-BR"/>
-        </w:rPr>
-        <w:t>Lukács e Marx Contra o "Ecologismo Acrítico": Por Uma Ética Ambiental Materialista</w:t>
-      </w:r>
-      <w:r>
-        <w:fldChar w:fldCharType="end"/>
-      </w:r>
+      <w:hyperlink r:id="rId9">
+        <w:r>
+          <w:rPr>
+            <w:rStyle w:val="Hyperlink"/>
+            <w:lang w:val="pt-BR"/>
+          </w:rPr>
+          <w:t>Lukács e Marx Contra o "Ecologismo Acrítico": Por Uma Ética Ambiental Materialista</w:t>
+        </w:r>
+      </w:hyperlink>
       <w:r>
         <w:rPr>
           <w:lang w:val="pt-BR"/>
@@ -3877,7 +3872,7 @@
       <w:r>
         <w:t xml:space="preserve">MILL, John Stuart. </w:t>
       </w:r>
-      <w:hyperlink r:id="rId9">
+      <w:hyperlink r:id="rId10">
         <w:r>
           <w:rPr>
             <w:rStyle w:val="Hyperlink"/>
@@ -4036,28 +4031,15 @@
         </w:rPr>
         <w:t xml:space="preserve">PAÇO CUNHA, Elcemir. </w:t>
       </w:r>
-      <w:r>
-        <w:fldChar w:fldCharType="begin"/>
-      </w:r>
-      <w:r>
-        <w:rPr>
-          <w:lang w:val="pt-BR"/>
-        </w:rPr>
-        <w:instrText>HYPERLINK "https://niepmarx.com.br/index.php/MM/article/view/711" \h</w:instrText>
-      </w:r>
-      <w:r>
-        <w:fldChar w:fldCharType="separate"/>
-      </w:r>
-      <w:r>
-        <w:rPr>
-          <w:rStyle w:val="Hyperlink"/>
-          <w:lang w:val="pt-BR"/>
-        </w:rPr>
-        <w:t>As Condições Históricas Fundamentais e Contingentes Da Teoria Da Maximização Do Valor Ao Acionista</w:t>
-      </w:r>
-      <w:r>
-        <w:fldChar w:fldCharType="end"/>
-      </w:r>
+      <w:hyperlink r:id="rId11">
+        <w:r>
+          <w:rPr>
+            <w:rStyle w:val="Hyperlink"/>
+            <w:lang w:val="pt-BR"/>
+          </w:rPr>
+          <w:t>As Condições Históricas Fundamentais e Contingentes Da Teoria Da Maximização Do Valor Ao Acionista</w:t>
+        </w:r>
+      </w:hyperlink>
       <w:r>
         <w:rPr>
           <w:lang w:val="pt-BR"/>
@@ -4088,7 +4070,7 @@
       <w:r>
         <w:t xml:space="preserve">POLLMAN, Elizabeth. </w:t>
       </w:r>
-      <w:hyperlink r:id="rId10">
+      <w:hyperlink r:id="rId12">
         <w:r>
           <w:rPr>
             <w:rStyle w:val="Hyperlink"/>
@@ -4117,6 +4099,9 @@
       <w:bookmarkStart w:id="34" w:name="ref-25PublicacaoLinkedIn"/>
       <w:bookmarkEnd w:id="33"/>
       <w:r>
+        <w:rPr>
+          <w:lang w:val="pt-BR"/>
+        </w:rPr>
         <w:t xml:space="preserve">QUINN, Noel. </w:t>
       </w:r>
       <w:r>
@@ -4405,7 +4390,7 @@
       <w:r>
         <w:t xml:space="preserve">SMITH, Adam. </w:t>
       </w:r>
-      <w:hyperlink r:id="rId11">
+      <w:hyperlink r:id="rId13">
         <w:r>
           <w:rPr>
             <w:rStyle w:val="Hyperlink"/>
@@ -4513,7 +4498,7 @@
         </w:rPr>
         <w:t>: United Nations, dez. 2004. Disponível em: &lt;</w:t>
       </w:r>
-      <w:hyperlink r:id="rId12">
+      <w:hyperlink r:id="rId14">
         <w:r>
           <w:rPr>
             <w:rStyle w:val="Hyperlink"/>
@@ -4562,7 +4547,7 @@
         </w:rPr>
         <w:t>, 2022. Disponível em: &lt;</w:t>
       </w:r>
-      <w:hyperlink r:id="rId13">
+      <w:hyperlink r:id="rId15">
         <w:r>
           <w:rPr>
             <w:rStyle w:val="Hyperlink"/>
@@ -4610,7 +4595,7 @@
       <w:r>
         <w:t>, jan. 2025. Disponível em: &lt;</w:t>
       </w:r>
-      <w:hyperlink r:id="rId14">
+      <w:hyperlink r:id="rId16">
         <w:r>
           <w:rPr>
             <w:rStyle w:val="Hyperlink"/>
@@ -4636,7 +4621,7 @@
 </file>
 
 <file path=word/endnotes.xml><?xml version="1.0" encoding="utf-8"?>
-<w:endnotes xmlns:wpc="http://schemas.microsoft.com/office/word/2010/wordprocessingCanvas" xmlns:cx="http://schemas.microsoft.com/office/drawing/2014/chartex" xmlns:cx1="http://schemas.microsoft.com/office/drawing/2015/9/8/chartex" xmlns:cx2="http://schemas.microsoft.com/office/drawing/2015/10/21/chartex" xmlns:cx3="http://schemas.microsoft.com/office/drawing/2016/5/9/chartex" xmlns:cx4="http://schemas.microsoft.com/office/drawing/2016/5/10/chartex" xmlns:cx5="http://schemas.microsoft.com/office/drawing/2016/5/11/chartex" xmlns:cx6="http://schemas.microsoft.com/office/drawing/2016/5/12/chartex" xmlns:cx7="http://schemas.microsoft.com/office/drawing/2016/5/13/chartex" xmlns:cx8="http://schemas.microsoft.com/office/drawing/2016/5/14/chartex" xmlns:mc="http://schemas.openxmlformats.org/markup-compatibility/2006" xmlns:aink="http://schemas.microsoft.com/office/drawing/2016/ink" xmlns:am3d="http://schemas.microsoft.com/office/drawing/2017/model3d" xmlns:o="urn:schemas-microsoft-com:office:office" xmlns:oel="http://schemas.microsoft.com/office/2019/extlst" xmlns:r="http://schemas.openxmlformats.org/officeDocument/2006/relationships" xmlns:m="http://schemas.openxmlformats.org/officeDocument/2006/math" xmlns:v="urn:schemas-microsoft-com:vml" xmlns:wp14="http://schemas.microsoft.com/office/word/2010/wordprocessingDrawing" xmlns:wp="http://schemas.openxmlformats.org/drawingml/2006/wordprocessingDrawing" xmlns:w10="urn:schemas-microsoft-com:office:word" xmlns:w="http://schemas.openxmlformats.org/wordprocessingml/2006/main" xmlns:w14="http://schemas.microsoft.com/office/word/2010/wordml" xmlns:w15="http://schemas.microsoft.com/office/word/2012/wordml" xmlns:w16cex="http://schemas.microsoft.com/office/word/2018/wordml/cex" xmlns:w16cid="http://schemas.microsoft.com/office/word/2016/wordml/cid" xmlns:w16="http://schemas.microsoft.com/office/word/2018/wordml" xmlns:w16du="http://schemas.microsoft.com/office/word/2023/wordml/word16du" xmlns:w16sdtdh="http://schemas.microsoft.com/office/word/2020/wordml/sdtdatahash" xmlns:w16sdtfl="http://schemas.microsoft.com/office/word/2024/wordml/sdtformatlock" xmlns:w16se="http://schemas.microsoft.com/office/word/2015/wordml/symex" xmlns:wpg="http://schemas.microsoft.com/office/word/2010/wordprocessingGroup" xmlns:wpi="http://schemas.microsoft.com/office/word/2010/wordprocessingInk" xmlns:wne="http://schemas.microsoft.com/office/word/2006/wordml" xmlns:wps="http://schemas.microsoft.com/office/word/2010/wordprocessingShape" mc:Ignorable="w14 w15 w16se w16cid w16 w16cex w16sdtdh w16sdtfl w16du wp14">
+<w:endnotes xmlns:wpc="http://schemas.microsoft.com/office/word/2010/wordprocessingCanvas" xmlns:cx="http://schemas.microsoft.com/office/drawing/2014/chartex" xmlns:cx1="http://schemas.microsoft.com/office/drawing/2015/9/8/chartex" xmlns:cx2="http://schemas.microsoft.com/office/drawing/2015/10/21/chartex" xmlns:cx3="http://schemas.microsoft.com/office/drawing/2016/5/9/chartex" xmlns:cx4="http://schemas.microsoft.com/office/drawing/2016/5/10/chartex" xmlns:cx5="http://schemas.microsoft.com/office/drawing/2016/5/11/chartex" xmlns:cx6="http://schemas.microsoft.com/office/drawing/2016/5/12/chartex" xmlns:cx7="http://schemas.microsoft.com/office/drawing/2016/5/13/chartex" xmlns:cx8="http://schemas.microsoft.com/office/drawing/2016/5/14/chartex" xmlns:mc="http://schemas.openxmlformats.org/markup-compatibility/2006" xmlns:aink="http://schemas.microsoft.com/office/drawing/2016/ink" xmlns:am3d="http://schemas.microsoft.com/office/drawing/2017/model3d" xmlns:o="urn:schemas-microsoft-com:office:office" xmlns:oel="http://schemas.microsoft.com/office/2019/extlst" xmlns:r="http://schemas.openxmlformats.org/officeDocument/2006/relationships" xmlns:m="http://schemas.openxmlformats.org/officeDocument/2006/math" xmlns:v="urn:schemas-microsoft-com:vml" xmlns:wp14="http://schemas.microsoft.com/office/word/2010/wordprocessingDrawing" xmlns:wp="http://schemas.openxmlformats.org/drawingml/2006/wordprocessingDrawing" xmlns:w10="urn:schemas-microsoft-com:office:word" xmlns:w="http://schemas.openxmlformats.org/wordprocessingml/2006/main" xmlns:w14="http://schemas.microsoft.com/office/word/2010/wordml" xmlns:w15="http://schemas.microsoft.com/office/word/2012/wordml" xmlns:w16cei="http://schemas.microsoft.com/office/word/2026/wordml/cei" xmlns:w16cex="http://schemas.microsoft.com/office/word/2018/wordml/cex" xmlns:w16cid="http://schemas.microsoft.com/office/word/2016/wordml/cid" xmlns:w16="http://schemas.microsoft.com/office/word/2018/wordml" xmlns:w16du="http://schemas.microsoft.com/office/word/2023/wordml/word16du" xmlns:w16sdtdh="http://schemas.microsoft.com/office/word/2020/wordml/sdtdatahash" xmlns:w16sdtfl="http://schemas.microsoft.com/office/word/2024/wordml/sdtformatlock" xmlns:w16se="http://schemas.microsoft.com/office/word/2015/wordml/symex" xmlns:wpg="http://schemas.microsoft.com/office/word/2010/wordprocessingGroup" xmlns:wpi="http://schemas.microsoft.com/office/word/2010/wordprocessingInk" xmlns:wne="http://schemas.microsoft.com/office/word/2006/wordml" xmlns:wps="http://schemas.microsoft.com/office/word/2010/wordprocessingShape" mc:Ignorable="w14 w15 w16se w16cid w16 w16cex w16sdtdh w16sdtfl w16du wp14">
   <w:endnote w:type="separator" w:id="-1">
     <w:p>
       <w:pPr>
@@ -4661,7 +4646,7 @@
 </file>
 
 <file path=word/footnotes.xml><?xml version="1.0" encoding="utf-8"?>
-<w:footnotes xmlns:wpc="http://schemas.microsoft.com/office/word/2010/wordprocessingCanvas" xmlns:cx="http://schemas.microsoft.com/office/drawing/2014/chartex" xmlns:cx1="http://schemas.microsoft.com/office/drawing/2015/9/8/chartex" xmlns:cx2="http://schemas.microsoft.com/office/drawing/2015/10/21/chartex" xmlns:cx3="http://schemas.microsoft.com/office/drawing/2016/5/9/chartex" xmlns:cx4="http://schemas.microsoft.com/office/drawing/2016/5/10/chartex" xmlns:cx5="http://schemas.microsoft.com/office/drawing/2016/5/11/chartex" xmlns:cx6="http://schemas.microsoft.com/office/drawing/2016/5/12/chartex" xmlns:cx7="http://schemas.microsoft.com/office/drawing/2016/5/13/chartex" xmlns:cx8="http://schemas.microsoft.com/office/drawing/2016/5/14/chartex" xmlns:mc="http://schemas.openxmlformats.org/markup-compatibility/2006" xmlns:aink="http://schemas.microsoft.com/office/drawing/2016/ink" xmlns:am3d="http://schemas.microsoft.com/office/drawing/2017/model3d" xmlns:o="urn:schemas-microsoft-com:office:office" xmlns:oel="http://schemas.microsoft.com/office/2019/extlst" xmlns:r="http://schemas.openxmlformats.org/officeDocument/2006/relationships" xmlns:m="http://schemas.openxmlformats.org/officeDocument/2006/math" xmlns:v="urn:schemas-microsoft-com:vml" xmlns:wp14="http://schemas.microsoft.com/office/word/2010/wordprocessingDrawing" xmlns:wp="http://schemas.openxmlformats.org/drawingml/2006/wordprocessingDrawing" xmlns:w10="urn:schemas-microsoft-com:office:word" xmlns:w="http://schemas.openxmlformats.org/wordprocessingml/2006/main" xmlns:w14="http://schemas.microsoft.com/office/word/2010/wordml" xmlns:w15="http://schemas.microsoft.com/office/word/2012/wordml" xmlns:w16cex="http://schemas.microsoft.com/office/word/2018/wordml/cex" xmlns:w16cid="http://schemas.microsoft.com/office/word/2016/wordml/cid" xmlns:w16="http://schemas.microsoft.com/office/word/2018/wordml" xmlns:w16du="http://schemas.microsoft.com/office/word/2023/wordml/word16du" xmlns:w16sdtdh="http://schemas.microsoft.com/office/word/2020/wordml/sdtdatahash" xmlns:w16sdtfl="http://schemas.microsoft.com/office/word/2024/wordml/sdtformatlock" xmlns:w16se="http://schemas.microsoft.com/office/word/2015/wordml/symex" xmlns:wpg="http://schemas.microsoft.com/office/word/2010/wordprocessingGroup" xmlns:wpi="http://schemas.microsoft.com/office/word/2010/wordprocessingInk" xmlns:wne="http://schemas.microsoft.com/office/word/2006/wordml" xmlns:wps="http://schemas.microsoft.com/office/word/2010/wordprocessingShape" mc:Ignorable="w14 w15 w16se w16cid w16 w16cex w16sdtdh w16sdtfl w16du wp14">
+<w:footnotes xmlns:wpc="http://schemas.microsoft.com/office/word/2010/wordprocessingCanvas" xmlns:cx="http://schemas.microsoft.com/office/drawing/2014/chartex" xmlns:cx1="http://schemas.microsoft.com/office/drawing/2015/9/8/chartex" xmlns:cx2="http://schemas.microsoft.com/office/drawing/2015/10/21/chartex" xmlns:cx3="http://schemas.microsoft.com/office/drawing/2016/5/9/chartex" xmlns:cx4="http://schemas.microsoft.com/office/drawing/2016/5/10/chartex" xmlns:cx5="http://schemas.microsoft.com/office/drawing/2016/5/11/chartex" xmlns:cx6="http://schemas.microsoft.com/office/drawing/2016/5/12/chartex" xmlns:cx7="http://schemas.microsoft.com/office/drawing/2016/5/13/chartex" xmlns:cx8="http://schemas.microsoft.com/office/drawing/2016/5/14/chartex" xmlns:mc="http://schemas.openxmlformats.org/markup-compatibility/2006" xmlns:aink="http://schemas.microsoft.com/office/drawing/2016/ink" xmlns:am3d="http://schemas.microsoft.com/office/drawing/2017/model3d" xmlns:o="urn:schemas-microsoft-com:office:office" xmlns:oel="http://schemas.microsoft.com/office/2019/extlst" xmlns:r="http://schemas.openxmlformats.org/officeDocument/2006/relationships" xmlns:m="http://schemas.openxmlformats.org/officeDocument/2006/math" xmlns:v="urn:schemas-microsoft-com:vml" xmlns:wp14="http://schemas.microsoft.com/office/word/2010/wordprocessingDrawing" xmlns:wp="http://schemas.openxmlformats.org/drawingml/2006/wordprocessingDrawing" xmlns:w10="urn:schemas-microsoft-com:office:word" xmlns:w="http://schemas.openxmlformats.org/wordprocessingml/2006/main" xmlns:w14="http://schemas.microsoft.com/office/word/2010/wordml" xmlns:w15="http://schemas.microsoft.com/office/word/2012/wordml" xmlns:w16cei="http://schemas.microsoft.com/office/word/2026/wordml/cei" xmlns:w16cex="http://schemas.microsoft.com/office/word/2018/wordml/cex" xmlns:w16cid="http://schemas.microsoft.com/office/word/2016/wordml/cid" xmlns:w16="http://schemas.microsoft.com/office/word/2018/wordml" xmlns:w16du="http://schemas.microsoft.com/office/word/2023/wordml/word16du" xmlns:w16sdtdh="http://schemas.microsoft.com/office/word/2020/wordml/sdtdatahash" xmlns:w16sdtfl="http://schemas.microsoft.com/office/word/2024/wordml/sdtformatlock" xmlns:w16se="http://schemas.microsoft.com/office/word/2015/wordml/symex" xmlns:wpg="http://schemas.microsoft.com/office/word/2010/wordprocessingGroup" xmlns:wpi="http://schemas.microsoft.com/office/word/2010/wordprocessingInk" xmlns:wne="http://schemas.microsoft.com/office/word/2006/wordml" xmlns:wps="http://schemas.microsoft.com/office/word/2010/wordprocessingShape" mc:Ignorable="w14 w15 w16se w16cid w16 w16cex w16sdtdh w16sdtfl w16du wp14">
   <w:footnote w:type="separator" w:id="-1">
     <w:p>
       <w:r>
@@ -5679,7 +5664,7 @@
 </file>
 
 <file path=word/numbering.xml><?xml version="1.0" encoding="utf-8"?>
-<w:numbering xmlns:wpc="http://schemas.microsoft.com/office/word/2010/wordprocessingCanvas" xmlns:cx="http://schemas.microsoft.com/office/drawing/2014/chartex" xmlns:cx1="http://schemas.microsoft.com/office/drawing/2015/9/8/chartex" xmlns:cx2="http://schemas.microsoft.com/office/drawing/2015/10/21/chartex" xmlns:cx3="http://schemas.microsoft.com/office/drawing/2016/5/9/chartex" xmlns:cx4="http://schemas.microsoft.com/office/drawing/2016/5/10/chartex" xmlns:cx5="http://schemas.microsoft.com/office/drawing/2016/5/11/chartex" xmlns:cx6="http://schemas.microsoft.com/office/drawing/2016/5/12/chartex" xmlns:cx7="http://schemas.microsoft.com/office/drawing/2016/5/13/chartex" xmlns:cx8="http://schemas.microsoft.com/office/drawing/2016/5/14/chartex" xmlns:mc="http://schemas.openxmlformats.org/markup-compatibility/2006" xmlns:aink="http://schemas.microsoft.com/office/drawing/2016/ink" xmlns:am3d="http://schemas.microsoft.com/office/drawing/2017/model3d" xmlns:o="urn:schemas-microsoft-com:office:office" xmlns:oel="http://schemas.microsoft.com/office/2019/extlst" xmlns:r="http://schemas.openxmlformats.org/officeDocument/2006/relationships" xmlns:m="http://schemas.openxmlformats.org/officeDocument/2006/math" xmlns:v="urn:schemas-microsoft-com:vml" xmlns:wp14="http://schemas.microsoft.com/office/word/2010/wordprocessingDrawing" xmlns:wp="http://schemas.openxmlformats.org/drawingml/2006/wordprocessingDrawing" xmlns:w10="urn:schemas-microsoft-com:office:word" xmlns:w="http://schemas.openxmlformats.org/wordprocessingml/2006/main" xmlns:w14="http://schemas.microsoft.com/office/word/2010/wordml" xmlns:w15="http://schemas.microsoft.com/office/word/2012/wordml" xmlns:w16cex="http://schemas.microsoft.com/office/word/2018/wordml/cex" xmlns:w16cid="http://schemas.microsoft.com/office/word/2016/wordml/cid" xmlns:w16="http://schemas.microsoft.com/office/word/2018/wordml" xmlns:w16du="http://schemas.microsoft.com/office/word/2023/wordml/word16du" xmlns:w16sdtdh="http://schemas.microsoft.com/office/word/2020/wordml/sdtdatahash" xmlns:w16sdtfl="http://schemas.microsoft.com/office/word/2024/wordml/sdtformatlock" xmlns:w16se="http://schemas.microsoft.com/office/word/2015/wordml/symex" xmlns:wpg="http://schemas.microsoft.com/office/word/2010/wordprocessingGroup" xmlns:wpi="http://schemas.microsoft.com/office/word/2010/wordprocessingInk" xmlns:wne="http://schemas.microsoft.com/office/word/2006/wordml" xmlns:wps="http://schemas.microsoft.com/office/word/2010/wordprocessingShape" mc:Ignorable="w14 w15 w16se w16cid w16 w16cex w16sdtdh w16sdtfl w16du wp14">
+<w:numbering xmlns:wpc="http://schemas.microsoft.com/office/word/2010/wordprocessingCanvas" xmlns:cx="http://schemas.microsoft.com/office/drawing/2014/chartex" xmlns:cx1="http://schemas.microsoft.com/office/drawing/2015/9/8/chartex" xmlns:cx2="http://schemas.microsoft.com/office/drawing/2015/10/21/chartex" xmlns:cx3="http://schemas.microsoft.com/office/drawing/2016/5/9/chartex" xmlns:cx4="http://schemas.microsoft.com/office/drawing/2016/5/10/chartex" xmlns:cx5="http://schemas.microsoft.com/office/drawing/2016/5/11/chartex" xmlns:cx6="http://schemas.microsoft.com/office/drawing/2016/5/12/chartex" xmlns:cx7="http://schemas.microsoft.com/office/drawing/2016/5/13/chartex" xmlns:cx8="http://schemas.microsoft.com/office/drawing/2016/5/14/chartex" xmlns:mc="http://schemas.openxmlformats.org/markup-compatibility/2006" xmlns:aink="http://schemas.microsoft.com/office/drawing/2016/ink" xmlns:am3d="http://schemas.microsoft.com/office/drawing/2017/model3d" xmlns:o="urn:schemas-microsoft-com:office:office" xmlns:oel="http://schemas.microsoft.com/office/2019/extlst" xmlns:r="http://schemas.openxmlformats.org/officeDocument/2006/relationships" xmlns:m="http://schemas.openxmlformats.org/officeDocument/2006/math" xmlns:v="urn:schemas-microsoft-com:vml" xmlns:wp14="http://schemas.microsoft.com/office/word/2010/wordprocessingDrawing" xmlns:wp="http://schemas.openxmlformats.org/drawingml/2006/wordprocessingDrawing" xmlns:w10="urn:schemas-microsoft-com:office:word" xmlns:w="http://schemas.openxmlformats.org/wordprocessingml/2006/main" xmlns:w14="http://schemas.microsoft.com/office/word/2010/wordml" xmlns:w15="http://schemas.microsoft.com/office/word/2012/wordml" xmlns:w16cei="http://schemas.microsoft.com/office/word/2026/wordml/cei" xmlns:w16cex="http://schemas.microsoft.com/office/word/2018/wordml/cex" xmlns:w16cid="http://schemas.microsoft.com/office/word/2016/wordml/cid" xmlns:w16="http://schemas.microsoft.com/office/word/2018/wordml" xmlns:w16du="http://schemas.microsoft.com/office/word/2023/wordml/word16du" xmlns:w16sdtdh="http://schemas.microsoft.com/office/word/2020/wordml/sdtdatahash" xmlns:w16sdtfl="http://schemas.microsoft.com/office/word/2024/wordml/sdtformatlock" xmlns:w16se="http://schemas.microsoft.com/office/word/2015/wordml/symex" xmlns:wpg="http://schemas.microsoft.com/office/word/2010/wordprocessingGroup" xmlns:wpi="http://schemas.microsoft.com/office/word/2010/wordprocessingInk" xmlns:wne="http://schemas.microsoft.com/office/word/2006/wordml" xmlns:wps="http://schemas.microsoft.com/office/word/2010/wordprocessingShape" mc:Ignorable="w14 w15 w16se w16cid w16 w16cex w16sdtdh w16sdtfl w16du wp14">
   <w:abstractNum w:abstractNumId="0" w15:restartNumberingAfterBreak="0">
     <w:nsid w:val="0000A990"/>
     <w:multiLevelType w:val="multilevel"/>
@@ -6145,6 +6130,7 @@
     <w:next w:val="BodyText"/>
     <w:uiPriority w:val="9"/>
     <w:qFormat/>
+    <w:rsid w:val="003B55F8"/>
     <w:pPr>
       <w:keepNext/>
       <w:keepLines/>
@@ -6155,7 +6141,6 @@
       <w:rFonts w:asciiTheme="majorHAnsi" w:eastAsiaTheme="majorEastAsia" w:hAnsiTheme="majorHAnsi" w:cstheme="majorBidi"/>
       <w:b/>
       <w:bCs/>
-      <w:color w:val="4F81BD" w:themeColor="accent1"/>
       <w:sz w:val="32"/>
       <w:szCs w:val="32"/>
     </w:rPr>
@@ -6167,6 +6152,7 @@
     <w:uiPriority w:val="9"/>
     <w:unhideWhenUsed/>
     <w:qFormat/>
+    <w:rsid w:val="003B55F8"/>
     <w:pPr>
       <w:keepNext/>
       <w:keepLines/>
@@ -6177,7 +6163,6 @@
       <w:rFonts w:asciiTheme="majorHAnsi" w:eastAsiaTheme="majorEastAsia" w:hAnsiTheme="majorHAnsi" w:cstheme="majorBidi"/>
       <w:b/>
       <w:bCs/>
-      <w:color w:val="4F81BD" w:themeColor="accent1"/>
       <w:sz w:val="28"/>
       <w:szCs w:val="28"/>
     </w:rPr>
@@ -6189,6 +6174,7 @@
     <w:uiPriority w:val="9"/>
     <w:unhideWhenUsed/>
     <w:qFormat/>
+    <w:rsid w:val="003B55F8"/>
     <w:pPr>
       <w:keepNext/>
       <w:keepLines/>
@@ -6199,7 +6185,6 @@
       <w:rFonts w:asciiTheme="majorHAnsi" w:eastAsiaTheme="majorEastAsia" w:hAnsiTheme="majorHAnsi" w:cstheme="majorBidi"/>
       <w:b/>
       <w:bCs/>
-      <w:color w:val="4F81BD" w:themeColor="accent1"/>
     </w:rPr>
   </w:style>
   <w:style w:type="paragraph" w:styleId="Heading4">
@@ -6367,6 +6352,7 @@
     <w:basedOn w:val="Normal"/>
     <w:next w:val="BodyText"/>
     <w:qFormat/>
+    <w:rsid w:val="003B55F8"/>
     <w:pPr>
       <w:keepNext/>
       <w:keepLines/>
@@ -6377,7 +6363,6 @@
       <w:rFonts w:asciiTheme="majorHAnsi" w:eastAsiaTheme="majorEastAsia" w:hAnsiTheme="majorHAnsi" w:cstheme="majorBidi"/>
       <w:b/>
       <w:bCs/>
-      <w:color w:val="345A8A" w:themeColor="accent1" w:themeShade="B5"/>
       <w:sz w:val="36"/>
       <w:szCs w:val="36"/>
     </w:rPr>
@@ -6399,10 +6384,11 @@
     <w:name w:val="Author"/>
     <w:next w:val="BodyText"/>
     <w:qFormat/>
+    <w:rsid w:val="003B55F8"/>
     <w:pPr>
       <w:keepNext/>
       <w:keepLines/>
-      <w:jc w:val="center"/>
+      <w:jc w:val="right"/>
     </w:pPr>
   </w:style>
   <w:style w:type="paragraph" w:styleId="Date">
